--- a/contoh/hasil/surat_penawaran.docx
+++ b/contoh/hasil/surat_penawaran.docx
@@ -166,7 +166,7 @@
                 <w:i w:val="0"/>
                 <w:sz w:val="20"/>
               </w:rPr>
-              <w:t xml:space="preserve">Nomor   : PNW/MKT/2026/10/0058</w:t>
+              <w:t xml:space="preserve">Nomor   : PNW/MKT/2026/10/0001</w:t>
             </w:r>
           </w:p>
         </w:tc>
